--- a/lab-4/lab4.docx
+++ b/lab-4/lab4.docx
@@ -1,6 +1,6 @@
 
 <file path=word/document.xml><?xml version="1.0" encoding="utf-8"?>
-<w:document xmlns:wpc="http://schemas.microsoft.com/office/word/2010/wordprocessingCanvas" xmlns:cx="http://schemas.microsoft.com/office/drawing/2014/chartex" xmlns:cx1="http://schemas.microsoft.com/office/drawing/2015/9/8/chartex" xmlns:mc="http://schemas.openxmlformats.org/markup-compatibility/2006" xmlns:o="urn:schemas-microsoft-com:office:office" xmlns:r="http://schemas.openxmlformats.org/officeDocument/2006/relationships" xmlns:m="http://schemas.openxmlformats.org/officeDocument/2006/math" xmlns:v="urn:schemas-microsoft-com:vml" xmlns:wp14="http://schemas.microsoft.com/office/word/2010/wordprocessingDrawing" xmlns:wp="http://schemas.openxmlformats.org/drawingml/2006/wordprocessingDrawing" xmlns:w10="urn:schemas-microsoft-com:office:word" xmlns:w="http://schemas.openxmlformats.org/wordprocessingml/2006/main" xmlns:w14="http://schemas.microsoft.com/office/word/2010/wordml" xmlns:w15="http://schemas.microsoft.com/office/word/2012/wordml" xmlns:w16se="http://schemas.microsoft.com/office/word/2015/wordml/symex" xmlns:wpg="http://schemas.microsoft.com/office/word/2010/wordprocessingGroup" xmlns:wpi="http://schemas.microsoft.com/office/word/2010/wordprocessingInk" xmlns:wne="http://schemas.microsoft.com/office/word/2006/wordml" xmlns:wps="http://schemas.microsoft.com/office/word/2010/wordprocessingShape" mc:Ignorable="w14 w15 w16se wp14">
+<w:document xmlns:wpc="http://schemas.microsoft.com/office/word/2010/wordprocessingCanvas" xmlns:cx="http://schemas.microsoft.com/office/drawing/2014/chartex" xmlns:cx1="http://schemas.microsoft.com/office/drawing/2015/9/8/chartex" xmlns:cx2="http://schemas.microsoft.com/office/drawing/2015/10/21/chartex" xmlns:cx3="http://schemas.microsoft.com/office/drawing/2016/5/9/chartex" xmlns:cx4="http://schemas.microsoft.com/office/drawing/2016/5/10/chartex" xmlns:cx5="http://schemas.microsoft.com/office/drawing/2016/5/11/chartex" xmlns:cx6="http://schemas.microsoft.com/office/drawing/2016/5/12/chartex" xmlns:cx7="http://schemas.microsoft.com/office/drawing/2016/5/13/chartex" xmlns:cx8="http://schemas.microsoft.com/office/drawing/2016/5/14/chartex" xmlns:mc="http://schemas.openxmlformats.org/markup-compatibility/2006" xmlns:aink="http://schemas.microsoft.com/office/drawing/2016/ink" xmlns:am3d="http://schemas.microsoft.com/office/drawing/2017/model3d" xmlns:o="urn:schemas-microsoft-com:office:office" xmlns:oel="http://schemas.microsoft.com/office/2019/extlst" xmlns:r="http://schemas.openxmlformats.org/officeDocument/2006/relationships" xmlns:m="http://schemas.openxmlformats.org/officeDocument/2006/math" xmlns:v="urn:schemas-microsoft-com:vml" xmlns:wp14="http://schemas.microsoft.com/office/word/2010/wordprocessingDrawing" xmlns:wp="http://schemas.openxmlformats.org/drawingml/2006/wordprocessingDrawing" xmlns:w10="urn:schemas-microsoft-com:office:word" xmlns:w="http://schemas.openxmlformats.org/wordprocessingml/2006/main" xmlns:w14="http://schemas.microsoft.com/office/word/2010/wordml" xmlns:w15="http://schemas.microsoft.com/office/word/2012/wordml" xmlns:w16cex="http://schemas.microsoft.com/office/word/2018/wordml/cex" xmlns:w16cid="http://schemas.microsoft.com/office/word/2016/wordml/cid" xmlns:w16="http://schemas.microsoft.com/office/word/2018/wordml" xmlns:w16sdtdh="http://schemas.microsoft.com/office/word/2020/wordml/sdtdatahash" xmlns:w16se="http://schemas.microsoft.com/office/word/2015/wordml/symex" xmlns:wpg="http://schemas.microsoft.com/office/word/2010/wordprocessingGroup" xmlns:wpi="http://schemas.microsoft.com/office/word/2010/wordprocessingInk" xmlns:wne="http://schemas.microsoft.com/office/word/2006/wordml" xmlns:wps="http://schemas.microsoft.com/office/word/2010/wordprocessingShape" mc:Ignorable="w14 w15 w16se w16cid w16 w16cex w16sdtdh wp14">
   <w:body>
     <w:p>
       <w:pPr>
@@ -423,12 +423,21 @@
           <w:sz w:val="24"/>
         </w:rPr>
       </w:pPr>
+      <w:proofErr w:type="gramStart"/>
       <w:r>
         <w:rPr>
           <w:rFonts w:eastAsia="Times New Roman"/>
           <w:color w:val="000000"/>
         </w:rPr>
-        <w:t>Оценка  _________________________</w:t>
+        <w:t>Оценка  _</w:t>
+      </w:r>
+      <w:proofErr w:type="gramEnd"/>
+      <w:r>
+        <w:rPr>
+          <w:rFonts w:eastAsia="Times New Roman"/>
+          <w:color w:val="000000"/>
+        </w:rPr>
+        <w:t>________________________</w:t>
       </w:r>
     </w:p>
     <w:p>
@@ -597,6 +606,9 @@
     <w:p>
       <w:pPr>
         <w:pStyle w:val="1"/>
+        <w:rPr>
+          <w:lang w:val="en-US"/>
+        </w:rPr>
       </w:pPr>
       <w:r>
         <w:t>Создание</w:t>
@@ -608,7 +620,10 @@
         <w:rPr>
           <w:lang w:val="en-US"/>
         </w:rPr>
-        <w:t xml:space="preserve">HTML </w:t>
+        <w:t>HTML</w:t>
+      </w:r>
+      <w:r>
+        <w:t xml:space="preserve"> </w:t>
       </w:r>
       <w:r>
         <w:t>и</w:t>
@@ -634,6 +649,47 @@
     </w:p>
     <w:p>
       <w:pPr>
+        <w:rPr>
+          <w:lang w:eastAsia="en-US"/>
+        </w:rPr>
+      </w:pPr>
+      <w:r>
+        <w:rPr>
+          <w:lang w:eastAsia="en-US"/>
+        </w:rPr>
+        <w:t>Страница открыта через Live Server. Результат отображается в браузере: заголовок вкладки «Добро пожаловать», текст с выделенными полужирным словами </w:t>
+      </w:r>
+      <w:r>
+        <w:rPr>
+          <w:b/>
+          <w:bCs/>
+          <w:lang w:eastAsia="en-US"/>
+        </w:rPr>
+        <w:t>HTML</w:t>
+      </w:r>
+      <w:r>
+        <w:rPr>
+          <w:lang w:eastAsia="en-US"/>
+        </w:rPr>
+        <w:t> и </w:t>
+      </w:r>
+      <w:r>
+        <w:rPr>
+          <w:b/>
+          <w:bCs/>
+          <w:lang w:eastAsia="en-US"/>
+        </w:rPr>
+        <w:t>CSS</w:t>
+      </w:r>
+      <w:r>
+        <w:rPr>
+          <w:lang w:eastAsia="en-US"/>
+        </w:rPr>
+        <w:t>.</w:t>
+      </w:r>
+    </w:p>
+    <w:p>
+      <w:pPr>
         <w:pStyle w:val="a5"/>
         <w:rPr>
           <w:lang w:eastAsia="en-US"/>
@@ -644,7 +700,7 @@
           <w:lang w:eastAsia="en-US"/>
         </w:rPr>
         <w:drawing>
-          <wp:inline distT="0" distB="0" distL="0" distR="0" wp14:anchorId="731B516C" wp14:editId="7EC6EB07">
+          <wp:inline distT="0" distB="0" distL="0" distR="0" wp14:anchorId="67E2A9BB" wp14:editId="7D964B4A">
             <wp:extent cx="5940425" cy="2128520"/>
             <wp:effectExtent l="0" t="0" r="3175" b="5080"/>
             <wp:docPr id="1" name="Рисунок 1"/>
@@ -659,7 +715,7 @@
                     <pic:cNvPicPr/>
                   </pic:nvPicPr>
                   <pic:blipFill>
-                    <a:blip r:embed="rId5"/>
+                    <a:blip r:embed="rId6"/>
                     <a:stretch>
                       <a:fillRect/>
                     </a:stretch>
@@ -684,15 +740,595 @@
       <w:pPr>
         <w:pStyle w:val="a7"/>
         <w:rPr>
-          <w:lang w:eastAsia="en-US"/>
-        </w:rPr>
-      </w:pPr>
-      <w:bookmarkStart w:id="0" w:name="_GoBack"/>
-      <w:bookmarkEnd w:id="0"/>
+          <w:lang w:val="en-US" w:eastAsia="en-US"/>
+        </w:rPr>
+      </w:pPr>
+      <w:r>
+        <w:rPr>
+          <w:lang w:eastAsia="en-US"/>
+        </w:rPr>
+        <w:t xml:space="preserve">Код файла </w:t>
+      </w:r>
+      <w:r>
+        <w:rPr>
+          <w:lang w:val="en-US" w:eastAsia="en-US"/>
+        </w:rPr>
+        <w:t>welcome.html</w:t>
+      </w:r>
     </w:p>
     <w:p>
       <w:pPr>
         <w:pStyle w:val="a5"/>
+        <w:rPr>
+          <w:lang w:val="en-US" w:eastAsia="en-US"/>
+        </w:rPr>
+      </w:pPr>
+      <w:r>
+        <w:rPr>
+          <w:lang w:val="en-US" w:eastAsia="en-US"/>
+        </w:rPr>
+        <w:drawing>
+          <wp:inline distT="0" distB="0" distL="0" distR="0" wp14:anchorId="0DCAD74D" wp14:editId="50A901AE">
+            <wp:extent cx="5940425" cy="1306195"/>
+            <wp:effectExtent l="0" t="0" r="3175" b="8255"/>
+            <wp:docPr id="2" name="Рисунок 2"/>
+            <wp:cNvGraphicFramePr>
+              <a:graphicFrameLocks xmlns:a="http://schemas.openxmlformats.org/drawingml/2006/main" noChangeAspect="1"/>
+            </wp:cNvGraphicFramePr>
+            <a:graphic xmlns:a="http://schemas.openxmlformats.org/drawingml/2006/main">
+              <a:graphicData uri="http://schemas.openxmlformats.org/drawingml/2006/picture">
+                <pic:pic xmlns:pic="http://schemas.openxmlformats.org/drawingml/2006/picture">
+                  <pic:nvPicPr>
+                    <pic:cNvPr id="1" name=""/>
+                    <pic:cNvPicPr/>
+                  </pic:nvPicPr>
+                  <pic:blipFill>
+                    <a:blip r:embed="rId7"/>
+                    <a:stretch>
+                      <a:fillRect/>
+                    </a:stretch>
+                  </pic:blipFill>
+                  <pic:spPr>
+                    <a:xfrm>
+                      <a:off x="0" y="0"/>
+                      <a:ext cx="5940425" cy="1306195"/>
+                    </a:xfrm>
+                    <a:prstGeom prst="rect">
+                      <a:avLst/>
+                    </a:prstGeom>
+                  </pic:spPr>
+                </pic:pic>
+              </a:graphicData>
+            </a:graphic>
+          </wp:inline>
+        </w:drawing>
+      </w:r>
+    </w:p>
+    <w:p>
+      <w:pPr>
+        <w:pStyle w:val="a7"/>
+        <w:rPr>
+          <w:lang w:val="en-US" w:eastAsia="en-US"/>
+        </w:rPr>
+      </w:pPr>
+      <w:r>
+        <w:rPr>
+          <w:lang w:eastAsia="en-US"/>
+        </w:rPr>
+        <w:t>Результат размещения текстового контента на странице welcome.html</w:t>
+      </w:r>
+    </w:p>
+    <w:p>
+      <w:pPr>
+        <w:pStyle w:val="1"/>
+      </w:pPr>
+      <w:r>
+        <w:t>Размещение</w:t>
+      </w:r>
+      <w:r>
+        <w:t xml:space="preserve"> </w:t>
+      </w:r>
+      <w:r>
+        <w:t>графики</w:t>
+      </w:r>
+    </w:p>
+    <w:p>
+      <w:pPr>
+        <w:numPr>
+          <w:ilvl w:val="0"/>
+          <w:numId w:val="7"/>
+        </w:numPr>
+        <w:rPr>
+          <w:lang w:eastAsia="en-US"/>
+        </w:rPr>
+      </w:pPr>
+      <w:r>
+        <w:rPr>
+          <w:lang w:eastAsia="en-US"/>
+        </w:rPr>
+        <w:t>В проекте создан каталог </w:t>
+      </w:r>
+      <w:proofErr w:type="spellStart"/>
+      <w:r>
+        <w:rPr>
+          <w:lang w:eastAsia="en-US"/>
+        </w:rPr>
+        <w:t>img</w:t>
+      </w:r>
+      <w:proofErr w:type="spellEnd"/>
+      <w:r>
+        <w:rPr>
+          <w:lang w:eastAsia="en-US"/>
+        </w:rPr>
+        <w:t>/</w:t>
+      </w:r>
+      <w:proofErr w:type="spellStart"/>
+      <w:r>
+        <w:rPr>
+          <w:lang w:eastAsia="en-US"/>
+        </w:rPr>
+        <w:t>signs</w:t>
+      </w:r>
+      <w:proofErr w:type="spellEnd"/>
+      <w:r>
+        <w:rPr>
+          <w:lang w:eastAsia="en-US"/>
+        </w:rPr>
+        <w:t>, в который распакованы изображения дорожных знаков из архива.</w:t>
+      </w:r>
+    </w:p>
+    <w:p>
+      <w:pPr>
+        <w:numPr>
+          <w:ilvl w:val="0"/>
+          <w:numId w:val="7"/>
+        </w:numPr>
+        <w:rPr>
+          <w:lang w:eastAsia="en-US"/>
+        </w:rPr>
+      </w:pPr>
+      <w:r>
+        <w:rPr>
+          <w:lang w:eastAsia="en-US"/>
+        </w:rPr>
+        <w:t>Создан файл signs.html. Изображения размещены с использованием тега &lt;</w:t>
+      </w:r>
+      <w:proofErr w:type="spellStart"/>
+      <w:r>
+        <w:rPr>
+          <w:lang w:eastAsia="en-US"/>
+        </w:rPr>
+        <w:t>img</w:t>
+      </w:r>
+      <w:proofErr w:type="spellEnd"/>
+      <w:r>
+        <w:rPr>
+          <w:lang w:eastAsia="en-US"/>
+        </w:rPr>
+        <w:t>&gt; внутри параграфов</w:t>
+      </w:r>
+    </w:p>
+    <w:p>
+      <w:pPr>
+        <w:numPr>
+          <w:ilvl w:val="0"/>
+          <w:numId w:val="7"/>
+        </w:numPr>
+        <w:rPr>
+          <w:lang w:eastAsia="en-US"/>
+        </w:rPr>
+      </w:pPr>
+      <w:r>
+        <w:rPr>
+          <w:lang w:eastAsia="en-US"/>
+        </w:rPr>
+        <w:t xml:space="preserve">Подключены библиотеки </w:t>
+      </w:r>
+      <w:proofErr w:type="spellStart"/>
+      <w:r>
+        <w:rPr>
+          <w:lang w:eastAsia="en-US"/>
+        </w:rPr>
+        <w:t>jQuery</w:t>
+      </w:r>
+      <w:proofErr w:type="spellEnd"/>
+      <w:r>
+        <w:rPr>
+          <w:lang w:eastAsia="en-US"/>
+        </w:rPr>
+        <w:t xml:space="preserve"> UI для реализации всплывающих подсказок (</w:t>
+      </w:r>
+      <w:proofErr w:type="spellStart"/>
+      <w:r>
+        <w:rPr>
+          <w:lang w:eastAsia="en-US"/>
+        </w:rPr>
+        <w:t>Tooltip</w:t>
+      </w:r>
+      <w:proofErr w:type="spellEnd"/>
+      <w:r>
+        <w:rPr>
+          <w:lang w:eastAsia="en-US"/>
+        </w:rPr>
+        <w:t>)</w:t>
+      </w:r>
+    </w:p>
+    <w:p>
+      <w:pPr>
+        <w:pStyle w:val="a5"/>
+        <w:rPr>
+          <w:lang w:eastAsia="en-US"/>
+        </w:rPr>
+      </w:pPr>
+      <w:r>
+        <w:rPr>
+          <w:lang w:eastAsia="en-US"/>
+        </w:rPr>
+        <w:lastRenderedPageBreak/>
+        <w:drawing>
+          <wp:inline distT="0" distB="0" distL="0" distR="0" wp14:anchorId="308F90D2" wp14:editId="1DA5379A">
+            <wp:extent cx="4676775" cy="4418815"/>
+            <wp:effectExtent l="0" t="0" r="0" b="1270"/>
+            <wp:docPr id="3" name="Рисунок 3"/>
+            <wp:cNvGraphicFramePr>
+              <a:graphicFrameLocks xmlns:a="http://schemas.openxmlformats.org/drawingml/2006/main" noChangeAspect="1"/>
+            </wp:cNvGraphicFramePr>
+            <a:graphic xmlns:a="http://schemas.openxmlformats.org/drawingml/2006/main">
+              <a:graphicData uri="http://schemas.openxmlformats.org/drawingml/2006/picture">
+                <pic:pic xmlns:pic="http://schemas.openxmlformats.org/drawingml/2006/picture">
+                  <pic:nvPicPr>
+                    <pic:cNvPr id="1" name=""/>
+                    <pic:cNvPicPr/>
+                  </pic:nvPicPr>
+                  <pic:blipFill>
+                    <a:blip r:embed="rId8"/>
+                    <a:stretch>
+                      <a:fillRect/>
+                    </a:stretch>
+                  </pic:blipFill>
+                  <pic:spPr>
+                    <a:xfrm>
+                      <a:off x="0" y="0"/>
+                      <a:ext cx="4680279" cy="4422125"/>
+                    </a:xfrm>
+                    <a:prstGeom prst="rect">
+                      <a:avLst/>
+                    </a:prstGeom>
+                  </pic:spPr>
+                </pic:pic>
+              </a:graphicData>
+            </a:graphic>
+          </wp:inline>
+        </w:drawing>
+      </w:r>
+    </w:p>
+    <w:p>
+      <w:pPr>
+        <w:pStyle w:val="a7"/>
+        <w:rPr>
+          <w:lang w:val="en-US" w:eastAsia="en-US"/>
+        </w:rPr>
+      </w:pPr>
+      <w:r>
+        <w:rPr>
+          <w:lang w:eastAsia="en-US"/>
+        </w:rPr>
+        <w:t xml:space="preserve">Код </w:t>
+      </w:r>
+      <w:r>
+        <w:rPr>
+          <w:lang w:val="en-US" w:eastAsia="en-US"/>
+        </w:rPr>
+        <w:t>signs.html</w:t>
+      </w:r>
+    </w:p>
+    <w:p>
+      <w:pPr>
+        <w:rPr>
+          <w:lang w:eastAsia="en-US"/>
+        </w:rPr>
+      </w:pPr>
+      <w:r>
+        <w:rPr>
+          <w:lang w:eastAsia="en-US"/>
+        </w:rPr>
+        <w:t>При наведении курсора мыши на изображение появляется всплывающая подсказка с названием дорожного знака.</w:t>
+      </w:r>
+    </w:p>
+    <w:p>
+      <w:pPr>
+        <w:pStyle w:val="a5"/>
+        <w:rPr>
+          <w:lang w:val="en-US" w:eastAsia="en-US"/>
+        </w:rPr>
+      </w:pPr>
+      <w:r>
+        <w:rPr>
+          <w:lang w:eastAsia="en-US"/>
+        </w:rPr>
+        <w:drawing>
+          <wp:inline distT="0" distB="0" distL="0" distR="0" wp14:anchorId="1798C34B" wp14:editId="7EB92464">
+            <wp:extent cx="3381375" cy="3073259"/>
+            <wp:effectExtent l="0" t="0" r="0" b="0"/>
+            <wp:docPr id="4" name="Рисунок 4"/>
+            <wp:cNvGraphicFramePr>
+              <a:graphicFrameLocks xmlns:a="http://schemas.openxmlformats.org/drawingml/2006/main" noChangeAspect="1"/>
+            </wp:cNvGraphicFramePr>
+            <a:graphic xmlns:a="http://schemas.openxmlformats.org/drawingml/2006/main">
+              <a:graphicData uri="http://schemas.openxmlformats.org/drawingml/2006/picture">
+                <pic:pic xmlns:pic="http://schemas.openxmlformats.org/drawingml/2006/picture">
+                  <pic:nvPicPr>
+                    <pic:cNvPr id="1" name=""/>
+                    <pic:cNvPicPr/>
+                  </pic:nvPicPr>
+                  <pic:blipFill>
+                    <a:blip r:embed="rId9"/>
+                    <a:stretch>
+                      <a:fillRect/>
+                    </a:stretch>
+                  </pic:blipFill>
+                  <pic:spPr>
+                    <a:xfrm>
+                      <a:off x="0" y="0"/>
+                      <a:ext cx="3385295" cy="3076822"/>
+                    </a:xfrm>
+                    <a:prstGeom prst="rect">
+                      <a:avLst/>
+                    </a:prstGeom>
+                  </pic:spPr>
+                </pic:pic>
+              </a:graphicData>
+            </a:graphic>
+          </wp:inline>
+        </w:drawing>
+      </w:r>
+    </w:p>
+    <w:p>
+      <w:pPr>
+        <w:pStyle w:val="a7"/>
+        <w:rPr>
+          <w:lang w:val="en-US" w:eastAsia="en-US"/>
+        </w:rPr>
+      </w:pPr>
+      <w:r>
+        <w:rPr>
+          <w:lang w:eastAsia="en-US"/>
+        </w:rPr>
+        <w:t>Страница signs.html с изображениями дорожных знаков</w:t>
+      </w:r>
+    </w:p>
+    <w:p>
+      <w:pPr>
+        <w:pStyle w:val="a7"/>
+        <w:rPr>
+          <w:lang w:val="en-US" w:eastAsia="en-US"/>
+        </w:rPr>
+      </w:pPr>
+    </w:p>
+    <w:p>
+      <w:pPr>
+        <w:pStyle w:val="1"/>
+      </w:pPr>
+      <w:r>
+        <w:lastRenderedPageBreak/>
+        <w:t>Разработка</w:t>
+      </w:r>
+      <w:r>
+        <w:t xml:space="preserve"> </w:t>
+      </w:r>
+      <w:r>
+        <w:t>страницы</w:t>
+      </w:r>
+      <w:r>
+        <w:t xml:space="preserve"> 404 </w:t>
+      </w:r>
+      <w:r>
+        <w:t>для</w:t>
+      </w:r>
+      <w:r>
+        <w:t xml:space="preserve"> </w:t>
+      </w:r>
+      <w:r>
+        <w:t>сайта</w:t>
+      </w:r>
+    </w:p>
+    <w:p>
+      <w:pPr>
+        <w:numPr>
+          <w:ilvl w:val="0"/>
+          <w:numId w:val="9"/>
+        </w:numPr>
+        <w:rPr>
+          <w:lang w:eastAsia="en-US"/>
+        </w:rPr>
+      </w:pPr>
+      <w:r>
+        <w:rPr>
+          <w:lang w:eastAsia="en-US"/>
+        </w:rPr>
+        <w:t>Создан файл 404_page.html.</w:t>
+      </w:r>
+    </w:p>
+    <w:p>
+      <w:pPr>
+        <w:numPr>
+          <w:ilvl w:val="0"/>
+          <w:numId w:val="9"/>
+        </w:numPr>
+        <w:rPr>
+          <w:lang w:eastAsia="en-US"/>
+        </w:rPr>
+      </w:pPr>
+      <w:r>
+        <w:rPr>
+          <w:lang w:eastAsia="en-US"/>
+        </w:rPr>
+        <w:t>Страница содержит информацию для пользователей учебного заведения, которые перешли по несуществующей ссылке.</w:t>
+      </w:r>
+    </w:p>
+    <w:p>
+      <w:pPr>
+        <w:numPr>
+          <w:ilvl w:val="0"/>
+          <w:numId w:val="9"/>
+        </w:numPr>
+        <w:rPr>
+          <w:lang w:eastAsia="en-US"/>
+        </w:rPr>
+      </w:pPr>
+      <w:r>
+        <w:rPr>
+          <w:lang w:eastAsia="en-US"/>
+        </w:rPr>
+        <w:t>В качестве фоновой графики использовано изображение, подобранное автором.</w:t>
+      </w:r>
+    </w:p>
+    <w:p>
+      <w:pPr>
+        <w:pStyle w:val="a5"/>
+        <w:rPr>
+          <w:lang w:eastAsia="en-US"/>
+        </w:rPr>
+      </w:pPr>
+      <w:r>
+        <w:rPr>
+          <w:lang w:eastAsia="en-US"/>
+        </w:rPr>
+        <w:drawing>
+          <wp:inline distT="0" distB="0" distL="0" distR="0" wp14:anchorId="745903B6" wp14:editId="26EFC5B2">
+            <wp:extent cx="4331067" cy="2905125"/>
+            <wp:effectExtent l="0" t="0" r="0" b="0"/>
+            <wp:docPr id="5" name="Рисунок 5"/>
+            <wp:cNvGraphicFramePr>
+              <a:graphicFrameLocks xmlns:a="http://schemas.openxmlformats.org/drawingml/2006/main" noChangeAspect="1"/>
+            </wp:cNvGraphicFramePr>
+            <a:graphic xmlns:a="http://schemas.openxmlformats.org/drawingml/2006/main">
+              <a:graphicData uri="http://schemas.openxmlformats.org/drawingml/2006/picture">
+                <pic:pic xmlns:pic="http://schemas.openxmlformats.org/drawingml/2006/picture">
+                  <pic:nvPicPr>
+                    <pic:cNvPr id="1" name=""/>
+                    <pic:cNvPicPr/>
+                  </pic:nvPicPr>
+                  <pic:blipFill>
+                    <a:blip r:embed="rId10"/>
+                    <a:stretch>
+                      <a:fillRect/>
+                    </a:stretch>
+                  </pic:blipFill>
+                  <pic:spPr>
+                    <a:xfrm>
+                      <a:off x="0" y="0"/>
+                      <a:ext cx="4333414" cy="2906699"/>
+                    </a:xfrm>
+                    <a:prstGeom prst="rect">
+                      <a:avLst/>
+                    </a:prstGeom>
+                  </pic:spPr>
+                </pic:pic>
+              </a:graphicData>
+            </a:graphic>
+          </wp:inline>
+        </w:drawing>
+      </w:r>
+    </w:p>
+    <w:p>
+      <w:pPr>
+        <w:pStyle w:val="a7"/>
+        <w:rPr>
+          <w:lang w:val="en-US" w:eastAsia="en-US"/>
+        </w:rPr>
+      </w:pPr>
+      <w:r>
+        <w:rPr>
+          <w:lang w:eastAsia="en-US"/>
+        </w:rPr>
+        <w:t>Код файла 404</w:t>
+      </w:r>
+      <w:r>
+        <w:rPr>
+          <w:lang w:val="en-US" w:eastAsia="en-US"/>
+        </w:rPr>
+        <w:t>_page.html</w:t>
+      </w:r>
+    </w:p>
+    <w:p>
+      <w:pPr>
+        <w:pStyle w:val="a5"/>
+        <w:rPr>
+          <w:lang w:val="en-US" w:eastAsia="en-US"/>
+        </w:rPr>
+      </w:pPr>
+      <w:r>
+        <w:rPr>
+          <w:lang w:val="en-US" w:eastAsia="en-US"/>
+        </w:rPr>
+        <w:drawing>
+          <wp:inline distT="0" distB="0" distL="0" distR="0" wp14:anchorId="12B7106C" wp14:editId="0064445E">
+            <wp:extent cx="5676346" cy="2647950"/>
+            <wp:effectExtent l="0" t="0" r="635" b="0"/>
+            <wp:docPr id="6" name="Рисунок 6"/>
+            <wp:cNvGraphicFramePr>
+              <a:graphicFrameLocks xmlns:a="http://schemas.openxmlformats.org/drawingml/2006/main" noChangeAspect="1"/>
+            </wp:cNvGraphicFramePr>
+            <a:graphic xmlns:a="http://schemas.openxmlformats.org/drawingml/2006/main">
+              <a:graphicData uri="http://schemas.openxmlformats.org/drawingml/2006/picture">
+                <pic:pic xmlns:pic="http://schemas.openxmlformats.org/drawingml/2006/picture">
+                  <pic:nvPicPr>
+                    <pic:cNvPr id="1" name=""/>
+                    <pic:cNvPicPr/>
+                  </pic:nvPicPr>
+                  <pic:blipFill>
+                    <a:blip r:embed="rId11"/>
+                    <a:stretch>
+                      <a:fillRect/>
+                    </a:stretch>
+                  </pic:blipFill>
+                  <pic:spPr>
+                    <a:xfrm>
+                      <a:off x="0" y="0"/>
+                      <a:ext cx="5677489" cy="2648483"/>
+                    </a:xfrm>
+                    <a:prstGeom prst="rect">
+                      <a:avLst/>
+                    </a:prstGeom>
+                  </pic:spPr>
+                </pic:pic>
+              </a:graphicData>
+            </a:graphic>
+          </wp:inline>
+        </w:drawing>
+      </w:r>
+    </w:p>
+    <w:p>
+      <w:pPr>
+        <w:pStyle w:val="a7"/>
+        <w:rPr>
+          <w:lang w:val="en-US" w:eastAsia="en-US"/>
+        </w:rPr>
+      </w:pPr>
+      <w:r>
+        <w:rPr>
+          <w:lang w:eastAsia="en-US"/>
+        </w:rPr>
+        <w:t>Страница 404_page.html с фоновой графикой и информацией для пользователей</w:t>
+      </w:r>
+    </w:p>
+    <w:p>
+      <w:pPr>
+        <w:widowControl/>
+        <w:autoSpaceDE/>
+        <w:autoSpaceDN/>
+        <w:adjustRightInd/>
+        <w:spacing w:after="160" w:line="259" w:lineRule="auto"/>
+        <w:ind w:firstLine="0"/>
+        <w:jc w:val="left"/>
+        <w:rPr>
+          <w:rFonts w:asciiTheme="minorHAnsi" w:eastAsiaTheme="majorEastAsia" w:cstheme="majorBidi"/>
+          <w:b/>
+          <w:color w:val="000000" w:themeColor="text1"/>
+          <w:szCs w:val="32"/>
+          <w:lang w:eastAsia="en-US"/>
+        </w:rPr>
       </w:pPr>
       <w:r>
         <w:br w:type="page"/>
@@ -700,6 +1336,473 @@
     </w:p>
     <w:p>
       <w:pPr>
+        <w:pStyle w:val="1"/>
+        <w:rPr>
+          <w:lang w:val="en-US"/>
+        </w:rPr>
+      </w:pPr>
+      <w:r>
+        <w:lastRenderedPageBreak/>
+        <w:t>Создание</w:t>
+      </w:r>
+      <w:r>
+        <w:t xml:space="preserve"> </w:t>
+      </w:r>
+      <w:r>
+        <w:t>списка</w:t>
+      </w:r>
+      <w:r>
+        <w:t xml:space="preserve"> </w:t>
+      </w:r>
+      <w:r>
+        <w:t>дел</w:t>
+      </w:r>
+      <w:r>
+        <w:t xml:space="preserve"> </w:t>
+      </w:r>
+      <w:proofErr w:type="spellStart"/>
+      <w:r>
+        <w:rPr>
+          <w:lang w:val="en-US"/>
+        </w:rPr>
+        <w:t>ToDo</w:t>
+      </w:r>
+      <w:proofErr w:type="spellEnd"/>
+    </w:p>
+    <w:p>
+      <w:pPr>
+        <w:rPr>
+          <w:lang w:eastAsia="en-US"/>
+        </w:rPr>
+      </w:pPr>
+      <w:r>
+        <w:rPr>
+          <w:lang w:eastAsia="en-US"/>
+        </w:rPr>
+        <w:t>Создан файл todo_list.html с контейнером, содержащим поле для ввода задачи и кнопку добавления:</w:t>
+      </w:r>
+    </w:p>
+    <w:p>
+      <w:pPr>
+        <w:pStyle w:val="a5"/>
+        <w:rPr>
+          <w:lang w:val="en-US" w:eastAsia="en-US"/>
+        </w:rPr>
+      </w:pPr>
+      <w:r>
+        <w:rPr>
+          <w:lang w:eastAsia="en-US"/>
+        </w:rPr>
+        <w:drawing>
+          <wp:inline distT="0" distB="0" distL="0" distR="0" wp14:anchorId="6E9BA4CA" wp14:editId="348EA775">
+            <wp:extent cx="5940425" cy="2716530"/>
+            <wp:effectExtent l="0" t="0" r="3175" b="7620"/>
+            <wp:docPr id="7" name="Рисунок 7"/>
+            <wp:cNvGraphicFramePr>
+              <a:graphicFrameLocks xmlns:a="http://schemas.openxmlformats.org/drawingml/2006/main" noChangeAspect="1"/>
+            </wp:cNvGraphicFramePr>
+            <a:graphic xmlns:a="http://schemas.openxmlformats.org/drawingml/2006/main">
+              <a:graphicData uri="http://schemas.openxmlformats.org/drawingml/2006/picture">
+                <pic:pic xmlns:pic="http://schemas.openxmlformats.org/drawingml/2006/picture">
+                  <pic:nvPicPr>
+                    <pic:cNvPr id="1" name=""/>
+                    <pic:cNvPicPr/>
+                  </pic:nvPicPr>
+                  <pic:blipFill>
+                    <a:blip r:embed="rId12"/>
+                    <a:stretch>
+                      <a:fillRect/>
+                    </a:stretch>
+                  </pic:blipFill>
+                  <pic:spPr>
+                    <a:xfrm>
+                      <a:off x="0" y="0"/>
+                      <a:ext cx="5940425" cy="2716530"/>
+                    </a:xfrm>
+                    <a:prstGeom prst="rect">
+                      <a:avLst/>
+                    </a:prstGeom>
+                  </pic:spPr>
+                </pic:pic>
+              </a:graphicData>
+            </a:graphic>
+          </wp:inline>
+        </w:drawing>
+      </w:r>
+    </w:p>
+    <w:p>
+      <w:pPr>
+        <w:pStyle w:val="a7"/>
+        <w:rPr>
+          <w:lang w:val="en-US" w:eastAsia="en-US"/>
+        </w:rPr>
+      </w:pPr>
+      <w:r>
+        <w:rPr>
+          <w:lang w:eastAsia="en-US"/>
+        </w:rPr>
+        <w:t>Код</w:t>
+      </w:r>
+      <w:r>
+        <w:rPr>
+          <w:lang w:val="en-US" w:eastAsia="en-US"/>
+        </w:rPr>
+        <w:t xml:space="preserve"> </w:t>
+      </w:r>
+      <w:r>
+        <w:rPr>
+          <w:lang w:eastAsia="en-US"/>
+        </w:rPr>
+        <w:t>файла</w:t>
+      </w:r>
+      <w:r>
+        <w:rPr>
+          <w:lang w:val="en-US" w:eastAsia="en-US"/>
+        </w:rPr>
+        <w:t xml:space="preserve"> </w:t>
+      </w:r>
+      <w:r>
+        <w:rPr>
+          <w:lang w:val="en-US" w:eastAsia="en-US"/>
+        </w:rPr>
+        <w:t>todo_list.html</w:t>
+      </w:r>
+    </w:p>
+    <w:p>
+      <w:pPr>
+        <w:rPr>
+          <w:lang w:eastAsia="en-US"/>
+        </w:rPr>
+      </w:pPr>
+      <w:r>
+        <w:rPr>
+          <w:lang w:eastAsia="en-US"/>
+        </w:rPr>
+        <w:t>Создан каталог </w:t>
+      </w:r>
+      <w:proofErr w:type="spellStart"/>
+      <w:r>
+        <w:rPr>
+          <w:lang w:eastAsia="en-US"/>
+        </w:rPr>
+        <w:t>css</w:t>
+      </w:r>
+      <w:proofErr w:type="spellEnd"/>
+      <w:r>
+        <w:rPr>
+          <w:lang w:eastAsia="en-US"/>
+        </w:rPr>
+        <w:t> и файл styles.css со стилями, указанными в задании. Стили подключены к todo_list.html по относительному пути.</w:t>
+      </w:r>
+    </w:p>
+    <w:p>
+      <w:pPr>
+        <w:rPr>
+          <w:lang w:eastAsia="en-US"/>
+        </w:rPr>
+      </w:pPr>
+      <w:r>
+        <w:rPr>
+          <w:lang w:eastAsia="en-US"/>
+        </w:rPr>
+        <w:t>Создан каталог </w:t>
+      </w:r>
+      <w:proofErr w:type="spellStart"/>
+      <w:r>
+        <w:rPr>
+          <w:lang w:eastAsia="en-US"/>
+        </w:rPr>
+        <w:t>js</w:t>
+      </w:r>
+      <w:proofErr w:type="spellEnd"/>
+      <w:r>
+        <w:rPr>
+          <w:lang w:eastAsia="en-US"/>
+        </w:rPr>
+        <w:t> и файл todo.js с кодом, который:</w:t>
+      </w:r>
+    </w:p>
+    <w:p>
+      <w:pPr>
+        <w:numPr>
+          <w:ilvl w:val="0"/>
+          <w:numId w:val="10"/>
+        </w:numPr>
+        <w:rPr>
+          <w:lang w:eastAsia="en-US"/>
+        </w:rPr>
+      </w:pPr>
+      <w:r>
+        <w:rPr>
+          <w:lang w:eastAsia="en-US"/>
+        </w:rPr>
+        <w:t>обрабатывает нажатие кнопки добавления задачи;</w:t>
+      </w:r>
+    </w:p>
+    <w:p>
+      <w:pPr>
+        <w:numPr>
+          <w:ilvl w:val="0"/>
+          <w:numId w:val="10"/>
+        </w:numPr>
+        <w:rPr>
+          <w:lang w:eastAsia="en-US"/>
+        </w:rPr>
+      </w:pPr>
+      <w:r>
+        <w:rPr>
+          <w:lang w:eastAsia="en-US"/>
+        </w:rPr>
+        <w:t>проверяет, что поле ввода не пустое;</w:t>
+      </w:r>
+    </w:p>
+    <w:p>
+      <w:pPr>
+        <w:numPr>
+          <w:ilvl w:val="0"/>
+          <w:numId w:val="10"/>
+        </w:numPr>
+        <w:rPr>
+          <w:lang w:eastAsia="en-US"/>
+        </w:rPr>
+      </w:pPr>
+      <w:r>
+        <w:rPr>
+          <w:lang w:eastAsia="en-US"/>
+        </w:rPr>
+        <w:t>добавляет новую задачу в список;</w:t>
+      </w:r>
+    </w:p>
+    <w:p>
+      <w:pPr>
+        <w:numPr>
+          <w:ilvl w:val="0"/>
+          <w:numId w:val="10"/>
+        </w:numPr>
+        <w:rPr>
+          <w:lang w:eastAsia="en-US"/>
+        </w:rPr>
+      </w:pPr>
+      <w:r>
+        <w:rPr>
+          <w:lang w:eastAsia="en-US"/>
+        </w:rPr>
+        <w:t>обрабатывает удаление задачи по нажатию на кнопку.</w:t>
+      </w:r>
+    </w:p>
+    <w:p>
+      <w:pPr>
+        <w:pStyle w:val="a5"/>
+        <w:rPr>
+          <w:lang w:eastAsia="en-US"/>
+        </w:rPr>
+      </w:pPr>
+      <w:r>
+        <w:rPr>
+          <w:lang w:eastAsia="en-US"/>
+        </w:rPr>
+        <w:drawing>
+          <wp:inline distT="0" distB="0" distL="0" distR="0" wp14:anchorId="71F20B41" wp14:editId="124E5E32">
+            <wp:extent cx="4185976" cy="2324100"/>
+            <wp:effectExtent l="0" t="0" r="5080" b="0"/>
+            <wp:docPr id="8" name="Рисунок 8"/>
+            <wp:cNvGraphicFramePr>
+              <a:graphicFrameLocks xmlns:a="http://schemas.openxmlformats.org/drawingml/2006/main" noChangeAspect="1"/>
+            </wp:cNvGraphicFramePr>
+            <a:graphic xmlns:a="http://schemas.openxmlformats.org/drawingml/2006/main">
+              <a:graphicData uri="http://schemas.openxmlformats.org/drawingml/2006/picture">
+                <pic:pic xmlns:pic="http://schemas.openxmlformats.org/drawingml/2006/picture">
+                  <pic:nvPicPr>
+                    <pic:cNvPr id="1" name=""/>
+                    <pic:cNvPicPr/>
+                  </pic:nvPicPr>
+                  <pic:blipFill>
+                    <a:blip r:embed="rId13"/>
+                    <a:stretch>
+                      <a:fillRect/>
+                    </a:stretch>
+                  </pic:blipFill>
+                  <pic:spPr>
+                    <a:xfrm>
+                      <a:off x="0" y="0"/>
+                      <a:ext cx="4192644" cy="2327802"/>
+                    </a:xfrm>
+                    <a:prstGeom prst="rect">
+                      <a:avLst/>
+                    </a:prstGeom>
+                  </pic:spPr>
+                </pic:pic>
+              </a:graphicData>
+            </a:graphic>
+          </wp:inline>
+        </w:drawing>
+      </w:r>
+    </w:p>
+    <w:p>
+      <w:pPr>
+        <w:pStyle w:val="a7"/>
+        <w:rPr>
+          <w:lang w:val="en-US" w:eastAsia="en-US"/>
+        </w:rPr>
+      </w:pPr>
+      <w:r>
+        <w:rPr>
+          <w:lang w:eastAsia="en-US"/>
+        </w:rPr>
+        <w:t xml:space="preserve">Код </w:t>
+      </w:r>
+      <w:r>
+        <w:rPr>
+          <w:lang w:val="en-US" w:eastAsia="en-US"/>
+        </w:rPr>
+        <w:t>todo.js</w:t>
+      </w:r>
+    </w:p>
+    <w:p>
+      <w:pPr>
+        <w:pStyle w:val="a7"/>
+        <w:rPr>
+          <w:lang w:val="en-US" w:eastAsia="en-US"/>
+        </w:rPr>
+      </w:pPr>
+    </w:p>
+    <w:p>
+      <w:pPr>
+        <w:rPr>
+          <w:lang w:eastAsia="en-US"/>
+        </w:rPr>
+      </w:pPr>
+      <w:r>
+        <w:rPr>
+          <w:lang w:eastAsia="en-US"/>
+        </w:rPr>
+        <w:lastRenderedPageBreak/>
+        <w:t>Страница открыта через Live Server. Проверено:</w:t>
+      </w:r>
+    </w:p>
+    <w:p>
+      <w:pPr>
+        <w:numPr>
+          <w:ilvl w:val="0"/>
+          <w:numId w:val="11"/>
+        </w:numPr>
+        <w:rPr>
+          <w:lang w:eastAsia="en-US"/>
+        </w:rPr>
+      </w:pPr>
+      <w:r>
+        <w:rPr>
+          <w:lang w:eastAsia="en-US"/>
+        </w:rPr>
+        <w:t>добавление задачи через поле ввода и кнопку «Добавить»;</w:t>
+      </w:r>
+    </w:p>
+    <w:p>
+      <w:pPr>
+        <w:numPr>
+          <w:ilvl w:val="0"/>
+          <w:numId w:val="11"/>
+        </w:numPr>
+        <w:rPr>
+          <w:lang w:eastAsia="en-US"/>
+        </w:rPr>
+      </w:pPr>
+      <w:r>
+        <w:rPr>
+          <w:lang w:eastAsia="en-US"/>
+        </w:rPr>
+        <w:t>отображение задачи в списке;</w:t>
+      </w:r>
+    </w:p>
+    <w:p>
+      <w:pPr>
+        <w:numPr>
+          <w:ilvl w:val="0"/>
+          <w:numId w:val="11"/>
+        </w:numPr>
+        <w:rPr>
+          <w:lang w:eastAsia="en-US"/>
+        </w:rPr>
+      </w:pPr>
+      <w:r>
+        <w:rPr>
+          <w:lang w:eastAsia="en-US"/>
+        </w:rPr>
+        <w:t>удаление задачи по нажатию на кнопку с иконкой.</w:t>
+      </w:r>
+    </w:p>
+    <w:p>
+      <w:pPr>
+        <w:pStyle w:val="a5"/>
+        <w:rPr>
+          <w:lang w:eastAsia="en-US"/>
+        </w:rPr>
+      </w:pPr>
+      <w:r>
+        <w:rPr>
+          <w:lang w:eastAsia="en-US"/>
+        </w:rPr>
+        <w:drawing>
+          <wp:inline distT="0" distB="0" distL="0" distR="0" wp14:anchorId="18B2615D" wp14:editId="04FF0D48">
+            <wp:extent cx="5940425" cy="3072765"/>
+            <wp:effectExtent l="0" t="0" r="3175" b="0"/>
+            <wp:docPr id="9" name="Рисунок 9"/>
+            <wp:cNvGraphicFramePr>
+              <a:graphicFrameLocks xmlns:a="http://schemas.openxmlformats.org/drawingml/2006/main" noChangeAspect="1"/>
+            </wp:cNvGraphicFramePr>
+            <a:graphic xmlns:a="http://schemas.openxmlformats.org/drawingml/2006/main">
+              <a:graphicData uri="http://schemas.openxmlformats.org/drawingml/2006/picture">
+                <pic:pic xmlns:pic="http://schemas.openxmlformats.org/drawingml/2006/picture">
+                  <pic:nvPicPr>
+                    <pic:cNvPr id="1" name=""/>
+                    <pic:cNvPicPr/>
+                  </pic:nvPicPr>
+                  <pic:blipFill>
+                    <a:blip r:embed="rId14"/>
+                    <a:stretch>
+                      <a:fillRect/>
+                    </a:stretch>
+                  </pic:blipFill>
+                  <pic:spPr>
+                    <a:xfrm>
+                      <a:off x="0" y="0"/>
+                      <a:ext cx="5940425" cy="3072765"/>
+                    </a:xfrm>
+                    <a:prstGeom prst="rect">
+                      <a:avLst/>
+                    </a:prstGeom>
+                  </pic:spPr>
+                </pic:pic>
+              </a:graphicData>
+            </a:graphic>
+          </wp:inline>
+        </w:drawing>
+      </w:r>
+    </w:p>
+    <w:p>
+      <w:pPr>
+        <w:pStyle w:val="a7"/>
+        <w:rPr>
+          <w:lang w:eastAsia="en-US"/>
+        </w:rPr>
+      </w:pPr>
+      <w:r>
+        <w:rPr>
+          <w:lang w:eastAsia="en-US"/>
+        </w:rPr>
+        <w:t>Улучшенный интерфейс списка задач с фоновым изображением, SVG-иконками и обновлённой цветовой гаммой.</w:t>
+      </w:r>
+    </w:p>
+    <w:p>
+      <w:pPr>
+        <w:pStyle w:val="a5"/>
+      </w:pPr>
+      <w:r>
+        <w:br w:type="page"/>
+      </w:r>
+    </w:p>
+    <w:p>
+      <w:pPr>
         <w:rPr>
           <w:b/>
         </w:rPr>
@@ -709,10 +1812,29 @@
           <w:b/>
         </w:rPr>
         <w:lastRenderedPageBreak/>
-        <w:t xml:space="preserve">Вывод: </w:t>
-      </w:r>
-      <w:r>
-        <w:t>В ходе практической работы были освоены основные инструменты веб-разработчика: Visual Studio Code с расширением Live Server для создания и локального запуска веб-страницы с автоматической перезагрузкой, GitHub Pages для бесплатной публикации сайта в Интернете, Tuna для создания защищённого туннеля к локальному серверу и Postman для отправки HTTP-запросов и тестирования API.</w:t>
+        <w:t>Вывод</w:t>
+      </w:r>
+      <w:proofErr w:type="gramStart"/>
+      <w:r>
+        <w:rPr>
+          <w:b/>
+        </w:rPr>
+        <w:t xml:space="preserve">: </w:t>
+      </w:r>
+      <w:r>
+        <w:t>В ходе</w:t>
+      </w:r>
+      <w:proofErr w:type="gramEnd"/>
+      <w:r>
+        <w:t xml:space="preserve"> практической работы были освоены базовые и продвинутые приёмы создания веб-страниц средствами HTML, CSS и JavaScript. Получены навыки семантической разметки текста, размещения графики с подключением библиотеки </w:t>
+      </w:r>
+      <w:proofErr w:type="spellStart"/>
+      <w:r>
+        <w:t>jQuery</w:t>
+      </w:r>
+      <w:proofErr w:type="spellEnd"/>
+      <w:r>
+        <w:t xml:space="preserve"> UI для всплывающих подсказок, разработки страницы 404 с фоновым оформлением, а также создания интерактивного списка задач с добавлением и удалением элементов через DOM.</w:t>
       </w:r>
     </w:p>
     <w:sectPr>
@@ -726,8 +1848,121 @@
 </file>
 
 <file path=word/numbering.xml><?xml version="1.0" encoding="utf-8"?>
-<w:numbering xmlns:wpc="http://schemas.microsoft.com/office/word/2010/wordprocessingCanvas" xmlns:cx="http://schemas.microsoft.com/office/drawing/2014/chartex" xmlns:cx1="http://schemas.microsoft.com/office/drawing/2015/9/8/chartex" xmlns:mc="http://schemas.openxmlformats.org/markup-compatibility/2006" xmlns:o="urn:schemas-microsoft-com:office:office" xmlns:r="http://schemas.openxmlformats.org/officeDocument/2006/relationships" xmlns:m="http://schemas.openxmlformats.org/officeDocument/2006/math" xmlns:v="urn:schemas-microsoft-com:vml" xmlns:wp14="http://schemas.microsoft.com/office/word/2010/wordprocessingDrawing" xmlns:wp="http://schemas.openxmlformats.org/drawingml/2006/wordprocessingDrawing" xmlns:w10="urn:schemas-microsoft-com:office:word" xmlns:w="http://schemas.openxmlformats.org/wordprocessingml/2006/main" xmlns:w14="http://schemas.microsoft.com/office/word/2010/wordml" xmlns:w15="http://schemas.microsoft.com/office/word/2012/wordml" xmlns:w16se="http://schemas.microsoft.com/office/word/2015/wordml/symex" xmlns:wpg="http://schemas.microsoft.com/office/word/2010/wordprocessingGroup" xmlns:wpi="http://schemas.microsoft.com/office/word/2010/wordprocessingInk" xmlns:wne="http://schemas.microsoft.com/office/word/2006/wordml" xmlns:wps="http://schemas.microsoft.com/office/word/2010/wordprocessingShape" mc:Ignorable="w14 w15 w16se wp14">
+<w:numbering xmlns:wpc="http://schemas.microsoft.com/office/word/2010/wordprocessingCanvas" xmlns:cx="http://schemas.microsoft.com/office/drawing/2014/chartex" xmlns:cx1="http://schemas.microsoft.com/office/drawing/2015/9/8/chartex" xmlns:cx2="http://schemas.microsoft.com/office/drawing/2015/10/21/chartex" xmlns:cx3="http://schemas.microsoft.com/office/drawing/2016/5/9/chartex" xmlns:cx4="http://schemas.microsoft.com/office/drawing/2016/5/10/chartex" xmlns:cx5="http://schemas.microsoft.com/office/drawing/2016/5/11/chartex" xmlns:cx6="http://schemas.microsoft.com/office/drawing/2016/5/12/chartex" xmlns:cx7="http://schemas.microsoft.com/office/drawing/2016/5/13/chartex" xmlns:cx8="http://schemas.microsoft.com/office/drawing/2016/5/14/chartex" xmlns:mc="http://schemas.openxmlformats.org/markup-compatibility/2006" xmlns:aink="http://schemas.microsoft.com/office/drawing/2016/ink" xmlns:am3d="http://schemas.microsoft.com/office/drawing/2017/model3d" xmlns:o="urn:schemas-microsoft-com:office:office" xmlns:oel="http://schemas.microsoft.com/office/2019/extlst" xmlns:r="http://schemas.openxmlformats.org/officeDocument/2006/relationships" xmlns:m="http://schemas.openxmlformats.org/officeDocument/2006/math" xmlns:v="urn:schemas-microsoft-com:vml" xmlns:wp14="http://schemas.microsoft.com/office/word/2010/wordprocessingDrawing" xmlns:wp="http://schemas.openxmlformats.org/drawingml/2006/wordprocessingDrawing" xmlns:w10="urn:schemas-microsoft-com:office:word" xmlns:w="http://schemas.openxmlformats.org/wordprocessingml/2006/main" xmlns:w14="http://schemas.microsoft.com/office/word/2010/wordml" xmlns:w15="http://schemas.microsoft.com/office/word/2012/wordml" xmlns:w16cex="http://schemas.microsoft.com/office/word/2018/wordml/cex" xmlns:w16cid="http://schemas.microsoft.com/office/word/2016/wordml/cid" xmlns:w16="http://schemas.microsoft.com/office/word/2018/wordml" xmlns:w16sdtdh="http://schemas.microsoft.com/office/word/2020/wordml/sdtdatahash" xmlns:w16se="http://schemas.microsoft.com/office/word/2015/wordml/symex" xmlns:wpg="http://schemas.microsoft.com/office/word/2010/wordprocessingGroup" xmlns:wpi="http://schemas.microsoft.com/office/word/2010/wordprocessingInk" xmlns:wne="http://schemas.microsoft.com/office/word/2006/wordml" xmlns:wps="http://schemas.microsoft.com/office/word/2010/wordprocessingShape" mc:Ignorable="w14 w15 w16se w16cid w16 w16cex w16sdtdh wp14">
   <w:abstractNum w:abstractNumId="0" w15:restartNumberingAfterBreak="0">
+    <w:nsid w:val="0AF33F55"/>
+    <w:multiLevelType w:val="multilevel"/>
+    <w:tmpl w:val="9D7ADC38"/>
+    <w:lvl w:ilvl="0">
+      <w:start w:val="1"/>
+      <w:numFmt w:val="decimal"/>
+      <w:lvlText w:val="%1."/>
+      <w:lvlJc w:val="left"/>
+      <w:pPr>
+        <w:tabs>
+          <w:tab w:val="num" w:pos="720"/>
+        </w:tabs>
+        <w:ind w:left="720" w:hanging="360"/>
+      </w:pPr>
+    </w:lvl>
+    <w:lvl w:ilvl="1" w:tentative="1">
+      <w:start w:val="1"/>
+      <w:numFmt w:val="decimal"/>
+      <w:lvlText w:val="%2."/>
+      <w:lvlJc w:val="left"/>
+      <w:pPr>
+        <w:tabs>
+          <w:tab w:val="num" w:pos="1440"/>
+        </w:tabs>
+        <w:ind w:left="1440" w:hanging="360"/>
+      </w:pPr>
+    </w:lvl>
+    <w:lvl w:ilvl="2" w:tentative="1">
+      <w:start w:val="1"/>
+      <w:numFmt w:val="decimal"/>
+      <w:lvlText w:val="%3."/>
+      <w:lvlJc w:val="left"/>
+      <w:pPr>
+        <w:tabs>
+          <w:tab w:val="num" w:pos="2160"/>
+        </w:tabs>
+        <w:ind w:left="2160" w:hanging="360"/>
+      </w:pPr>
+    </w:lvl>
+    <w:lvl w:ilvl="3" w:tentative="1">
+      <w:start w:val="1"/>
+      <w:numFmt w:val="decimal"/>
+      <w:lvlText w:val="%4."/>
+      <w:lvlJc w:val="left"/>
+      <w:pPr>
+        <w:tabs>
+          <w:tab w:val="num" w:pos="2880"/>
+        </w:tabs>
+        <w:ind w:left="2880" w:hanging="360"/>
+      </w:pPr>
+    </w:lvl>
+    <w:lvl w:ilvl="4" w:tentative="1">
+      <w:start w:val="1"/>
+      <w:numFmt w:val="decimal"/>
+      <w:lvlText w:val="%5."/>
+      <w:lvlJc w:val="left"/>
+      <w:pPr>
+        <w:tabs>
+          <w:tab w:val="num" w:pos="3600"/>
+        </w:tabs>
+        <w:ind w:left="3600" w:hanging="360"/>
+      </w:pPr>
+    </w:lvl>
+    <w:lvl w:ilvl="5" w:tentative="1">
+      <w:start w:val="1"/>
+      <w:numFmt w:val="decimal"/>
+      <w:lvlText w:val="%6."/>
+      <w:lvlJc w:val="left"/>
+      <w:pPr>
+        <w:tabs>
+          <w:tab w:val="num" w:pos="4320"/>
+        </w:tabs>
+        <w:ind w:left="4320" w:hanging="360"/>
+      </w:pPr>
+    </w:lvl>
+    <w:lvl w:ilvl="6" w:tentative="1">
+      <w:start w:val="1"/>
+      <w:numFmt w:val="decimal"/>
+      <w:lvlText w:val="%7."/>
+      <w:lvlJc w:val="left"/>
+      <w:pPr>
+        <w:tabs>
+          <w:tab w:val="num" w:pos="5040"/>
+        </w:tabs>
+        <w:ind w:left="5040" w:hanging="360"/>
+      </w:pPr>
+    </w:lvl>
+    <w:lvl w:ilvl="7" w:tentative="1">
+      <w:start w:val="1"/>
+      <w:numFmt w:val="decimal"/>
+      <w:lvlText w:val="%8."/>
+      <w:lvlJc w:val="left"/>
+      <w:pPr>
+        <w:tabs>
+          <w:tab w:val="num" w:pos="5760"/>
+        </w:tabs>
+        <w:ind w:left="5760" w:hanging="360"/>
+      </w:pPr>
+    </w:lvl>
+    <w:lvl w:ilvl="8" w:tentative="1">
+      <w:start w:val="1"/>
+      <w:numFmt w:val="decimal"/>
+      <w:lvlText w:val="%9."/>
+      <w:lvlJc w:val="left"/>
+      <w:pPr>
+        <w:tabs>
+          <w:tab w:val="num" w:pos="6480"/>
+        </w:tabs>
+        <w:ind w:left="6480" w:hanging="360"/>
+      </w:pPr>
+    </w:lvl>
+  </w:abstractNum>
+  <w:abstractNum w:abstractNumId="1" w15:restartNumberingAfterBreak="0">
     <w:nsid w:val="0C542381"/>
     <w:multiLevelType w:val="hybridMultilevel"/>
     <w:tmpl w:val="0FE648DE"/>
@@ -816,7 +2051,120 @@
       </w:pPr>
     </w:lvl>
   </w:abstractNum>
-  <w:abstractNum w:abstractNumId="1" w15:restartNumberingAfterBreak="0">
+  <w:abstractNum w:abstractNumId="2" w15:restartNumberingAfterBreak="0">
+    <w:nsid w:val="283D674B"/>
+    <w:multiLevelType w:val="multilevel"/>
+    <w:tmpl w:val="0470A722"/>
+    <w:lvl w:ilvl="0">
+      <w:start w:val="7"/>
+      <w:numFmt w:val="decimal"/>
+      <w:lvlText w:val="%1."/>
+      <w:lvlJc w:val="left"/>
+      <w:pPr>
+        <w:tabs>
+          <w:tab w:val="num" w:pos="720"/>
+        </w:tabs>
+        <w:ind w:left="720" w:hanging="360"/>
+      </w:pPr>
+    </w:lvl>
+    <w:lvl w:ilvl="1" w:tentative="1">
+      <w:start w:val="1"/>
+      <w:numFmt w:val="decimal"/>
+      <w:lvlText w:val="%2."/>
+      <w:lvlJc w:val="left"/>
+      <w:pPr>
+        <w:tabs>
+          <w:tab w:val="num" w:pos="1440"/>
+        </w:tabs>
+        <w:ind w:left="1440" w:hanging="360"/>
+      </w:pPr>
+    </w:lvl>
+    <w:lvl w:ilvl="2" w:tentative="1">
+      <w:start w:val="1"/>
+      <w:numFmt w:val="decimal"/>
+      <w:lvlText w:val="%3."/>
+      <w:lvlJc w:val="left"/>
+      <w:pPr>
+        <w:tabs>
+          <w:tab w:val="num" w:pos="2160"/>
+        </w:tabs>
+        <w:ind w:left="2160" w:hanging="360"/>
+      </w:pPr>
+    </w:lvl>
+    <w:lvl w:ilvl="3" w:tentative="1">
+      <w:start w:val="1"/>
+      <w:numFmt w:val="decimal"/>
+      <w:lvlText w:val="%4."/>
+      <w:lvlJc w:val="left"/>
+      <w:pPr>
+        <w:tabs>
+          <w:tab w:val="num" w:pos="2880"/>
+        </w:tabs>
+        <w:ind w:left="2880" w:hanging="360"/>
+      </w:pPr>
+    </w:lvl>
+    <w:lvl w:ilvl="4" w:tentative="1">
+      <w:start w:val="1"/>
+      <w:numFmt w:val="decimal"/>
+      <w:lvlText w:val="%5."/>
+      <w:lvlJc w:val="left"/>
+      <w:pPr>
+        <w:tabs>
+          <w:tab w:val="num" w:pos="3600"/>
+        </w:tabs>
+        <w:ind w:left="3600" w:hanging="360"/>
+      </w:pPr>
+    </w:lvl>
+    <w:lvl w:ilvl="5" w:tentative="1">
+      <w:start w:val="1"/>
+      <w:numFmt w:val="decimal"/>
+      <w:lvlText w:val="%6."/>
+      <w:lvlJc w:val="left"/>
+      <w:pPr>
+        <w:tabs>
+          <w:tab w:val="num" w:pos="4320"/>
+        </w:tabs>
+        <w:ind w:left="4320" w:hanging="360"/>
+      </w:pPr>
+    </w:lvl>
+    <w:lvl w:ilvl="6" w:tentative="1">
+      <w:start w:val="1"/>
+      <w:numFmt w:val="decimal"/>
+      <w:lvlText w:val="%7."/>
+      <w:lvlJc w:val="left"/>
+      <w:pPr>
+        <w:tabs>
+          <w:tab w:val="num" w:pos="5040"/>
+        </w:tabs>
+        <w:ind w:left="5040" w:hanging="360"/>
+      </w:pPr>
+    </w:lvl>
+    <w:lvl w:ilvl="7" w:tentative="1">
+      <w:start w:val="1"/>
+      <w:numFmt w:val="decimal"/>
+      <w:lvlText w:val="%8."/>
+      <w:lvlJc w:val="left"/>
+      <w:pPr>
+        <w:tabs>
+          <w:tab w:val="num" w:pos="5760"/>
+        </w:tabs>
+        <w:ind w:left="5760" w:hanging="360"/>
+      </w:pPr>
+    </w:lvl>
+    <w:lvl w:ilvl="8" w:tentative="1">
+      <w:start w:val="1"/>
+      <w:numFmt w:val="decimal"/>
+      <w:lvlText w:val="%9."/>
+      <w:lvlJc w:val="left"/>
+      <w:pPr>
+        <w:tabs>
+          <w:tab w:val="num" w:pos="6480"/>
+        </w:tabs>
+        <w:ind w:left="6480" w:hanging="360"/>
+      </w:pPr>
+    </w:lvl>
+  </w:abstractNum>
+  <w:abstractNum w:abstractNumId="3" w15:restartNumberingAfterBreak="0">
     <w:nsid w:val="2ABF1C7B"/>
     <w:multiLevelType w:val="hybridMultilevel"/>
     <w:tmpl w:val="84BA495A"/>
@@ -929,7 +2277,7 @@
       </w:rPr>
     </w:lvl>
   </w:abstractNum>
-  <w:abstractNum w:abstractNumId="2" w15:restartNumberingAfterBreak="0">
+  <w:abstractNum w:abstractNumId="4" w15:restartNumberingAfterBreak="0">
     <w:nsid w:val="35832D10"/>
     <w:multiLevelType w:val="multilevel"/>
     <w:tmpl w:val="E522D912"/>
@@ -1078,7 +2426,531 @@
       </w:rPr>
     </w:lvl>
   </w:abstractNum>
-  <w:abstractNum w:abstractNumId="3" w15:restartNumberingAfterBreak="0">
+  <w:abstractNum w:abstractNumId="5" w15:restartNumberingAfterBreak="0">
+    <w:nsid w:val="3BB67AFE"/>
+    <w:multiLevelType w:val="multilevel"/>
+    <w:tmpl w:val="6766502C"/>
+    <w:lvl w:ilvl="0">
+      <w:start w:val="3"/>
+      <w:numFmt w:val="decimal"/>
+      <w:lvlText w:val="%1."/>
+      <w:lvlJc w:val="left"/>
+      <w:pPr>
+        <w:tabs>
+          <w:tab w:val="num" w:pos="720"/>
+        </w:tabs>
+        <w:ind w:left="720" w:hanging="360"/>
+      </w:pPr>
+    </w:lvl>
+    <w:lvl w:ilvl="1" w:tentative="1">
+      <w:start w:val="1"/>
+      <w:numFmt w:val="decimal"/>
+      <w:lvlText w:val="%2."/>
+      <w:lvlJc w:val="left"/>
+      <w:pPr>
+        <w:tabs>
+          <w:tab w:val="num" w:pos="1440"/>
+        </w:tabs>
+        <w:ind w:left="1440" w:hanging="360"/>
+      </w:pPr>
+    </w:lvl>
+    <w:lvl w:ilvl="2" w:tentative="1">
+      <w:start w:val="1"/>
+      <w:numFmt w:val="decimal"/>
+      <w:lvlText w:val="%3."/>
+      <w:lvlJc w:val="left"/>
+      <w:pPr>
+        <w:tabs>
+          <w:tab w:val="num" w:pos="2160"/>
+        </w:tabs>
+        <w:ind w:left="2160" w:hanging="360"/>
+      </w:pPr>
+    </w:lvl>
+    <w:lvl w:ilvl="3" w:tentative="1">
+      <w:start w:val="1"/>
+      <w:numFmt w:val="decimal"/>
+      <w:lvlText w:val="%4."/>
+      <w:lvlJc w:val="left"/>
+      <w:pPr>
+        <w:tabs>
+          <w:tab w:val="num" w:pos="2880"/>
+        </w:tabs>
+        <w:ind w:left="2880" w:hanging="360"/>
+      </w:pPr>
+    </w:lvl>
+    <w:lvl w:ilvl="4" w:tentative="1">
+      <w:start w:val="1"/>
+      <w:numFmt w:val="decimal"/>
+      <w:lvlText w:val="%5."/>
+      <w:lvlJc w:val="left"/>
+      <w:pPr>
+        <w:tabs>
+          <w:tab w:val="num" w:pos="3600"/>
+        </w:tabs>
+        <w:ind w:left="3600" w:hanging="360"/>
+      </w:pPr>
+    </w:lvl>
+    <w:lvl w:ilvl="5" w:tentative="1">
+      <w:start w:val="1"/>
+      <w:numFmt w:val="decimal"/>
+      <w:lvlText w:val="%6."/>
+      <w:lvlJc w:val="left"/>
+      <w:pPr>
+        <w:tabs>
+          <w:tab w:val="num" w:pos="4320"/>
+        </w:tabs>
+        <w:ind w:left="4320" w:hanging="360"/>
+      </w:pPr>
+    </w:lvl>
+    <w:lvl w:ilvl="6" w:tentative="1">
+      <w:start w:val="1"/>
+      <w:numFmt w:val="decimal"/>
+      <w:lvlText w:val="%7."/>
+      <w:lvlJc w:val="left"/>
+      <w:pPr>
+        <w:tabs>
+          <w:tab w:val="num" w:pos="5040"/>
+        </w:tabs>
+        <w:ind w:left="5040" w:hanging="360"/>
+      </w:pPr>
+    </w:lvl>
+    <w:lvl w:ilvl="7" w:tentative="1">
+      <w:start w:val="1"/>
+      <w:numFmt w:val="decimal"/>
+      <w:lvlText w:val="%8."/>
+      <w:lvlJc w:val="left"/>
+      <w:pPr>
+        <w:tabs>
+          <w:tab w:val="num" w:pos="5760"/>
+        </w:tabs>
+        <w:ind w:left="5760" w:hanging="360"/>
+      </w:pPr>
+    </w:lvl>
+    <w:lvl w:ilvl="8" w:tentative="1">
+      <w:start w:val="1"/>
+      <w:numFmt w:val="decimal"/>
+      <w:lvlText w:val="%9."/>
+      <w:lvlJc w:val="left"/>
+      <w:pPr>
+        <w:tabs>
+          <w:tab w:val="num" w:pos="6480"/>
+        </w:tabs>
+        <w:ind w:left="6480" w:hanging="360"/>
+      </w:pPr>
+    </w:lvl>
+  </w:abstractNum>
+  <w:abstractNum w:abstractNumId="6" w15:restartNumberingAfterBreak="0">
+    <w:nsid w:val="600859F8"/>
+    <w:multiLevelType w:val="multilevel"/>
+    <w:tmpl w:val="80164E4E"/>
+    <w:lvl w:ilvl="0">
+      <w:start w:val="1"/>
+      <w:numFmt w:val="bullet"/>
+      <w:lvlText w:val=""/>
+      <w:lvlJc w:val="left"/>
+      <w:pPr>
+        <w:tabs>
+          <w:tab w:val="num" w:pos="720"/>
+        </w:tabs>
+        <w:ind w:left="720" w:hanging="360"/>
+      </w:pPr>
+      <w:rPr>
+        <w:rFonts w:ascii="Symbol" w:hAnsi="Symbol" w:hint="default"/>
+        <w:sz w:val="20"/>
+      </w:rPr>
+    </w:lvl>
+    <w:lvl w:ilvl="1" w:tentative="1">
+      <w:start w:val="1"/>
+      <w:numFmt w:val="bullet"/>
+      <w:lvlText w:val="o"/>
+      <w:lvlJc w:val="left"/>
+      <w:pPr>
+        <w:tabs>
+          <w:tab w:val="num" w:pos="1440"/>
+        </w:tabs>
+        <w:ind w:left="1440" w:hanging="360"/>
+      </w:pPr>
+      <w:rPr>
+        <w:rFonts w:ascii="Courier New" w:hAnsi="Courier New" w:hint="default"/>
+        <w:sz w:val="20"/>
+      </w:rPr>
+    </w:lvl>
+    <w:lvl w:ilvl="2" w:tentative="1">
+      <w:start w:val="1"/>
+      <w:numFmt w:val="bullet"/>
+      <w:lvlText w:val=""/>
+      <w:lvlJc w:val="left"/>
+      <w:pPr>
+        <w:tabs>
+          <w:tab w:val="num" w:pos="2160"/>
+        </w:tabs>
+        <w:ind w:left="2160" w:hanging="360"/>
+      </w:pPr>
+      <w:rPr>
+        <w:rFonts w:ascii="Wingdings" w:hAnsi="Wingdings" w:hint="default"/>
+        <w:sz w:val="20"/>
+      </w:rPr>
+    </w:lvl>
+    <w:lvl w:ilvl="3" w:tentative="1">
+      <w:start w:val="1"/>
+      <w:numFmt w:val="bullet"/>
+      <w:lvlText w:val=""/>
+      <w:lvlJc w:val="left"/>
+      <w:pPr>
+        <w:tabs>
+          <w:tab w:val="num" w:pos="2880"/>
+        </w:tabs>
+        <w:ind w:left="2880" w:hanging="360"/>
+      </w:pPr>
+      <w:rPr>
+        <w:rFonts w:ascii="Wingdings" w:hAnsi="Wingdings" w:hint="default"/>
+        <w:sz w:val="20"/>
+      </w:rPr>
+    </w:lvl>
+    <w:lvl w:ilvl="4" w:tentative="1">
+      <w:start w:val="1"/>
+      <w:numFmt w:val="bullet"/>
+      <w:lvlText w:val=""/>
+      <w:lvlJc w:val="left"/>
+      <w:pPr>
+        <w:tabs>
+          <w:tab w:val="num" w:pos="3600"/>
+        </w:tabs>
+        <w:ind w:left="3600" w:hanging="360"/>
+      </w:pPr>
+      <w:rPr>
+        <w:rFonts w:ascii="Wingdings" w:hAnsi="Wingdings" w:hint="default"/>
+        <w:sz w:val="20"/>
+      </w:rPr>
+    </w:lvl>
+    <w:lvl w:ilvl="5" w:tentative="1">
+      <w:start w:val="1"/>
+      <w:numFmt w:val="bullet"/>
+      <w:lvlText w:val=""/>
+      <w:lvlJc w:val="left"/>
+      <w:pPr>
+        <w:tabs>
+          <w:tab w:val="num" w:pos="4320"/>
+        </w:tabs>
+        <w:ind w:left="4320" w:hanging="360"/>
+      </w:pPr>
+      <w:rPr>
+        <w:rFonts w:ascii="Wingdings" w:hAnsi="Wingdings" w:hint="default"/>
+        <w:sz w:val="20"/>
+      </w:rPr>
+    </w:lvl>
+    <w:lvl w:ilvl="6" w:tentative="1">
+      <w:start w:val="1"/>
+      <w:numFmt w:val="bullet"/>
+      <w:lvlText w:val=""/>
+      <w:lvlJc w:val="left"/>
+      <w:pPr>
+        <w:tabs>
+          <w:tab w:val="num" w:pos="5040"/>
+        </w:tabs>
+        <w:ind w:left="5040" w:hanging="360"/>
+      </w:pPr>
+      <w:rPr>
+        <w:rFonts w:ascii="Wingdings" w:hAnsi="Wingdings" w:hint="default"/>
+        <w:sz w:val="20"/>
+      </w:rPr>
+    </w:lvl>
+    <w:lvl w:ilvl="7" w:tentative="1">
+      <w:start w:val="1"/>
+      <w:numFmt w:val="bullet"/>
+      <w:lvlText w:val=""/>
+      <w:lvlJc w:val="left"/>
+      <w:pPr>
+        <w:tabs>
+          <w:tab w:val="num" w:pos="5760"/>
+        </w:tabs>
+        <w:ind w:left="5760" w:hanging="360"/>
+      </w:pPr>
+      <w:rPr>
+        <w:rFonts w:ascii="Wingdings" w:hAnsi="Wingdings" w:hint="default"/>
+        <w:sz w:val="20"/>
+      </w:rPr>
+    </w:lvl>
+    <w:lvl w:ilvl="8" w:tentative="1">
+      <w:start w:val="1"/>
+      <w:numFmt w:val="bullet"/>
+      <w:lvlText w:val=""/>
+      <w:lvlJc w:val="left"/>
+      <w:pPr>
+        <w:tabs>
+          <w:tab w:val="num" w:pos="6480"/>
+        </w:tabs>
+        <w:ind w:left="6480" w:hanging="360"/>
+      </w:pPr>
+      <w:rPr>
+        <w:rFonts w:ascii="Wingdings" w:hAnsi="Wingdings" w:hint="default"/>
+        <w:sz w:val="20"/>
+      </w:rPr>
+    </w:lvl>
+  </w:abstractNum>
+  <w:abstractNum w:abstractNumId="7" w15:restartNumberingAfterBreak="0">
+    <w:nsid w:val="60917527"/>
+    <w:multiLevelType w:val="multilevel"/>
+    <w:tmpl w:val="7256BEC6"/>
+    <w:lvl w:ilvl="0">
+      <w:start w:val="1"/>
+      <w:numFmt w:val="decimal"/>
+      <w:lvlText w:val="%1."/>
+      <w:lvlJc w:val="left"/>
+      <w:pPr>
+        <w:tabs>
+          <w:tab w:val="num" w:pos="720"/>
+        </w:tabs>
+        <w:ind w:left="720" w:hanging="360"/>
+      </w:pPr>
+    </w:lvl>
+    <w:lvl w:ilvl="1" w:tentative="1">
+      <w:start w:val="1"/>
+      <w:numFmt w:val="decimal"/>
+      <w:lvlText w:val="%2."/>
+      <w:lvlJc w:val="left"/>
+      <w:pPr>
+        <w:tabs>
+          <w:tab w:val="num" w:pos="1440"/>
+        </w:tabs>
+        <w:ind w:left="1440" w:hanging="360"/>
+      </w:pPr>
+    </w:lvl>
+    <w:lvl w:ilvl="2" w:tentative="1">
+      <w:start w:val="1"/>
+      <w:numFmt w:val="decimal"/>
+      <w:lvlText w:val="%3."/>
+      <w:lvlJc w:val="left"/>
+      <w:pPr>
+        <w:tabs>
+          <w:tab w:val="num" w:pos="2160"/>
+        </w:tabs>
+        <w:ind w:left="2160" w:hanging="360"/>
+      </w:pPr>
+    </w:lvl>
+    <w:lvl w:ilvl="3" w:tentative="1">
+      <w:start w:val="1"/>
+      <w:numFmt w:val="decimal"/>
+      <w:lvlText w:val="%4."/>
+      <w:lvlJc w:val="left"/>
+      <w:pPr>
+        <w:tabs>
+          <w:tab w:val="num" w:pos="2880"/>
+        </w:tabs>
+        <w:ind w:left="2880" w:hanging="360"/>
+      </w:pPr>
+    </w:lvl>
+    <w:lvl w:ilvl="4" w:tentative="1">
+      <w:start w:val="1"/>
+      <w:numFmt w:val="decimal"/>
+      <w:lvlText w:val="%5."/>
+      <w:lvlJc w:val="left"/>
+      <w:pPr>
+        <w:tabs>
+          <w:tab w:val="num" w:pos="3600"/>
+        </w:tabs>
+        <w:ind w:left="3600" w:hanging="360"/>
+      </w:pPr>
+    </w:lvl>
+    <w:lvl w:ilvl="5" w:tentative="1">
+      <w:start w:val="1"/>
+      <w:numFmt w:val="decimal"/>
+      <w:lvlText w:val="%6."/>
+      <w:lvlJc w:val="left"/>
+      <w:pPr>
+        <w:tabs>
+          <w:tab w:val="num" w:pos="4320"/>
+        </w:tabs>
+        <w:ind w:left="4320" w:hanging="360"/>
+      </w:pPr>
+    </w:lvl>
+    <w:lvl w:ilvl="6" w:tentative="1">
+      <w:start w:val="1"/>
+      <w:numFmt w:val="decimal"/>
+      <w:lvlText w:val="%7."/>
+      <w:lvlJc w:val="left"/>
+      <w:pPr>
+        <w:tabs>
+          <w:tab w:val="num" w:pos="5040"/>
+        </w:tabs>
+        <w:ind w:left="5040" w:hanging="360"/>
+      </w:pPr>
+    </w:lvl>
+    <w:lvl w:ilvl="7" w:tentative="1">
+      <w:start w:val="1"/>
+      <w:numFmt w:val="decimal"/>
+      <w:lvlText w:val="%8."/>
+      <w:lvlJc w:val="left"/>
+      <w:pPr>
+        <w:tabs>
+          <w:tab w:val="num" w:pos="5760"/>
+        </w:tabs>
+        <w:ind w:left="5760" w:hanging="360"/>
+      </w:pPr>
+    </w:lvl>
+    <w:lvl w:ilvl="8" w:tentative="1">
+      <w:start w:val="1"/>
+      <w:numFmt w:val="decimal"/>
+      <w:lvlText w:val="%9."/>
+      <w:lvlJc w:val="left"/>
+      <w:pPr>
+        <w:tabs>
+          <w:tab w:val="num" w:pos="6480"/>
+        </w:tabs>
+        <w:ind w:left="6480" w:hanging="360"/>
+      </w:pPr>
+    </w:lvl>
+  </w:abstractNum>
+  <w:abstractNum w:abstractNumId="8" w15:restartNumberingAfterBreak="0">
+    <w:nsid w:val="75591D4C"/>
+    <w:multiLevelType w:val="multilevel"/>
+    <w:tmpl w:val="2F9E07F0"/>
+    <w:lvl w:ilvl="0">
+      <w:start w:val="1"/>
+      <w:numFmt w:val="bullet"/>
+      <w:lvlText w:val=""/>
+      <w:lvlJc w:val="left"/>
+      <w:pPr>
+        <w:tabs>
+          <w:tab w:val="num" w:pos="720"/>
+        </w:tabs>
+        <w:ind w:left="720" w:hanging="360"/>
+      </w:pPr>
+      <w:rPr>
+        <w:rFonts w:ascii="Symbol" w:hAnsi="Symbol" w:hint="default"/>
+        <w:sz w:val="20"/>
+      </w:rPr>
+    </w:lvl>
+    <w:lvl w:ilvl="1" w:tentative="1">
+      <w:start w:val="1"/>
+      <w:numFmt w:val="bullet"/>
+      <w:lvlText w:val="o"/>
+      <w:lvlJc w:val="left"/>
+      <w:pPr>
+        <w:tabs>
+          <w:tab w:val="num" w:pos="1440"/>
+        </w:tabs>
+        <w:ind w:left="1440" w:hanging="360"/>
+      </w:pPr>
+      <w:rPr>
+        <w:rFonts w:ascii="Courier New" w:hAnsi="Courier New" w:hint="default"/>
+        <w:sz w:val="20"/>
+      </w:rPr>
+    </w:lvl>
+    <w:lvl w:ilvl="2" w:tentative="1">
+      <w:start w:val="1"/>
+      <w:numFmt w:val="bullet"/>
+      <w:lvlText w:val=""/>
+      <w:lvlJc w:val="left"/>
+      <w:pPr>
+        <w:tabs>
+          <w:tab w:val="num" w:pos="2160"/>
+        </w:tabs>
+        <w:ind w:left="2160" w:hanging="360"/>
+      </w:pPr>
+      <w:rPr>
+        <w:rFonts w:ascii="Wingdings" w:hAnsi="Wingdings" w:hint="default"/>
+        <w:sz w:val="20"/>
+      </w:rPr>
+    </w:lvl>
+    <w:lvl w:ilvl="3" w:tentative="1">
+      <w:start w:val="1"/>
+      <w:numFmt w:val="bullet"/>
+      <w:lvlText w:val=""/>
+      <w:lvlJc w:val="left"/>
+      <w:pPr>
+        <w:tabs>
+          <w:tab w:val="num" w:pos="2880"/>
+        </w:tabs>
+        <w:ind w:left="2880" w:hanging="360"/>
+      </w:pPr>
+      <w:rPr>
+        <w:rFonts w:ascii="Wingdings" w:hAnsi="Wingdings" w:hint="default"/>
+        <w:sz w:val="20"/>
+      </w:rPr>
+    </w:lvl>
+    <w:lvl w:ilvl="4" w:tentative="1">
+      <w:start w:val="1"/>
+      <w:numFmt w:val="bullet"/>
+      <w:lvlText w:val=""/>
+      <w:lvlJc w:val="left"/>
+      <w:pPr>
+        <w:tabs>
+          <w:tab w:val="num" w:pos="3600"/>
+        </w:tabs>
+        <w:ind w:left="3600" w:hanging="360"/>
+      </w:pPr>
+      <w:rPr>
+        <w:rFonts w:ascii="Wingdings" w:hAnsi="Wingdings" w:hint="default"/>
+        <w:sz w:val="20"/>
+      </w:rPr>
+    </w:lvl>
+    <w:lvl w:ilvl="5" w:tentative="1">
+      <w:start w:val="1"/>
+      <w:numFmt w:val="bullet"/>
+      <w:lvlText w:val=""/>
+      <w:lvlJc w:val="left"/>
+      <w:pPr>
+        <w:tabs>
+          <w:tab w:val="num" w:pos="4320"/>
+        </w:tabs>
+        <w:ind w:left="4320" w:hanging="360"/>
+      </w:pPr>
+      <w:rPr>
+        <w:rFonts w:ascii="Wingdings" w:hAnsi="Wingdings" w:hint="default"/>
+        <w:sz w:val="20"/>
+      </w:rPr>
+    </w:lvl>
+    <w:lvl w:ilvl="6" w:tentative="1">
+      <w:start w:val="1"/>
+      <w:numFmt w:val="bullet"/>
+      <w:lvlText w:val=""/>
+      <w:lvlJc w:val="left"/>
+      <w:pPr>
+        <w:tabs>
+          <w:tab w:val="num" w:pos="5040"/>
+        </w:tabs>
+        <w:ind w:left="5040" w:hanging="360"/>
+      </w:pPr>
+      <w:rPr>
+        <w:rFonts w:ascii="Wingdings" w:hAnsi="Wingdings" w:hint="default"/>
+        <w:sz w:val="20"/>
+      </w:rPr>
+    </w:lvl>
+    <w:lvl w:ilvl="7" w:tentative="1">
+      <w:start w:val="1"/>
+      <w:numFmt w:val="bullet"/>
+      <w:lvlText w:val=""/>
+      <w:lvlJc w:val="left"/>
+      <w:pPr>
+        <w:tabs>
+          <w:tab w:val="num" w:pos="5760"/>
+        </w:tabs>
+        <w:ind w:left="5760" w:hanging="360"/>
+      </w:pPr>
+      <w:rPr>
+        <w:rFonts w:ascii="Wingdings" w:hAnsi="Wingdings" w:hint="default"/>
+        <w:sz w:val="20"/>
+      </w:rPr>
+    </w:lvl>
+    <w:lvl w:ilvl="8" w:tentative="1">
+      <w:start w:val="1"/>
+      <w:numFmt w:val="bullet"/>
+      <w:lvlText w:val=""/>
+      <w:lvlJc w:val="left"/>
+      <w:pPr>
+        <w:tabs>
+          <w:tab w:val="num" w:pos="6480"/>
+        </w:tabs>
+        <w:ind w:left="6480" w:hanging="360"/>
+      </w:pPr>
+      <w:rPr>
+        <w:rFonts w:ascii="Wingdings" w:hAnsi="Wingdings" w:hint="default"/>
+        <w:sz w:val="20"/>
+      </w:rPr>
+    </w:lvl>
+  </w:abstractNum>
+  <w:abstractNum w:abstractNumId="9" w15:restartNumberingAfterBreak="0">
     <w:nsid w:val="7F5A68A4"/>
     <w:multiLevelType w:val="multilevel"/>
     <w:tmpl w:val="41FCE274"/>
@@ -1227,7 +3099,7 @@
       </w:rPr>
     </w:lvl>
   </w:abstractNum>
-  <w:abstractNum w:abstractNumId="4" w15:restartNumberingAfterBreak="0">
+  <w:abstractNum w:abstractNumId="10" w15:restartNumberingAfterBreak="0">
     <w:nsid w:val="7FD1427D"/>
     <w:multiLevelType w:val="hybridMultilevel"/>
     <w:tmpl w:val="10D62B08"/>
@@ -1313,26 +3185,44 @@
       </w:pPr>
     </w:lvl>
   </w:abstractNum>
-  <w:num w:numId="1">
+  <w:num w:numId="1" w16cid:durableId="323582914">
+    <w:abstractNumId w:val="3"/>
+  </w:num>
+  <w:num w:numId="2" w16cid:durableId="1037513084">
+    <w:abstractNumId w:val="10"/>
+  </w:num>
+  <w:num w:numId="3" w16cid:durableId="170490317">
     <w:abstractNumId w:val="1"/>
   </w:num>
-  <w:num w:numId="2">
+  <w:num w:numId="4" w16cid:durableId="487676488">
+    <w:abstractNumId w:val="9"/>
+  </w:num>
+  <w:num w:numId="5" w16cid:durableId="61879613">
     <w:abstractNumId w:val="4"/>
   </w:num>
-  <w:num w:numId="3">
+  <w:num w:numId="6" w16cid:durableId="2080587731">
+    <w:abstractNumId w:val="5"/>
+  </w:num>
+  <w:num w:numId="7" w16cid:durableId="1728186732">
     <w:abstractNumId w:val="0"/>
   </w:num>
-  <w:num w:numId="4">
-    <w:abstractNumId w:val="3"/>
+  <w:num w:numId="8" w16cid:durableId="735201385">
+    <w:abstractNumId w:val="2"/>
   </w:num>
-  <w:num w:numId="5">
-    <w:abstractNumId w:val="2"/>
+  <w:num w:numId="9" w16cid:durableId="833421986">
+    <w:abstractNumId w:val="7"/>
+  </w:num>
+  <w:num w:numId="10" w16cid:durableId="13651200">
+    <w:abstractNumId w:val="8"/>
+  </w:num>
+  <w:num w:numId="11" w16cid:durableId="1338341136">
+    <w:abstractNumId w:val="6"/>
   </w:num>
 </w:numbering>
 </file>
 
 <file path=word/styles.xml><?xml version="1.0" encoding="utf-8"?>
-<w:styles xmlns:mc="http://schemas.openxmlformats.org/markup-compatibility/2006" xmlns:r="http://schemas.openxmlformats.org/officeDocument/2006/relationships" xmlns:w="http://schemas.openxmlformats.org/wordprocessingml/2006/main" xmlns:w14="http://schemas.microsoft.com/office/word/2010/wordml" xmlns:w15="http://schemas.microsoft.com/office/word/2012/wordml" xmlns:w16se="http://schemas.microsoft.com/office/word/2015/wordml/symex" mc:Ignorable="w14 w15 w16se">
+<w:styles xmlns:mc="http://schemas.openxmlformats.org/markup-compatibility/2006" xmlns:r="http://schemas.openxmlformats.org/officeDocument/2006/relationships" xmlns:w="http://schemas.openxmlformats.org/wordprocessingml/2006/main" xmlns:w14="http://schemas.microsoft.com/office/word/2010/wordml" xmlns:w15="http://schemas.microsoft.com/office/word/2012/wordml" xmlns:w16cex="http://schemas.microsoft.com/office/word/2018/wordml/cex" xmlns:w16cid="http://schemas.microsoft.com/office/word/2016/wordml/cid" xmlns:w16="http://schemas.microsoft.com/office/word/2018/wordml" xmlns:w16sdtdh="http://schemas.microsoft.com/office/word/2020/wordml/sdtdatahash" xmlns:w16se="http://schemas.microsoft.com/office/word/2015/wordml/symex" mc:Ignorable="w14 w15 w16se w16cid w16 w16cex w16sdtdh">
   <w:docDefaults>
     <w:rPrDefault>
       <w:rPr>
@@ -1348,7 +3238,7 @@
       </w:pPr>
     </w:pPrDefault>
   </w:docDefaults>
-  <w:latentStyles w:defLockedState="0" w:defUIPriority="99" w:defSemiHidden="0" w:defUnhideWhenUsed="0" w:defQFormat="0" w:count="371">
+  <w:latentStyles w:defLockedState="0" w:defUIPriority="99" w:defSemiHidden="0" w:defUnhideWhenUsed="0" w:defQFormat="0" w:count="376">
     <w:lsdException w:name="Normal" w:uiPriority="0" w:qFormat="1"/>
     <w:lsdException w:name="heading 1" w:uiPriority="9" w:qFormat="1"/>
     <w:lsdException w:name="heading 2" w:semiHidden="1" w:uiPriority="9" w:unhideWhenUsed="1"/>
@@ -1720,6 +3610,11 @@
     <w:lsdException w:name="List Table 5 Dark Accent 6" w:uiPriority="50"/>
     <w:lsdException w:name="List Table 6 Colorful Accent 6" w:uiPriority="51"/>
     <w:lsdException w:name="List Table 7 Colorful Accent 6" w:uiPriority="52"/>
+    <w:lsdException w:name="Mention" w:semiHidden="1" w:unhideWhenUsed="1"/>
+    <w:lsdException w:name="Smart Hyperlink" w:semiHidden="1" w:unhideWhenUsed="1"/>
+    <w:lsdException w:name="Hashtag" w:semiHidden="1" w:unhideWhenUsed="1"/>
+    <w:lsdException w:name="Unresolved Mention" w:semiHidden="1" w:unhideWhenUsed="1"/>
+    <w:lsdException w:name="Smart Link" w:semiHidden="1" w:unhideWhenUsed="1"/>
   </w:latentStyles>
   <w:style w:type="paragraph" w:default="1" w:styleId="a">
     <w:name w:val="Normal"/>
@@ -1768,7 +3663,6 @@
   <w:style w:type="character" w:default="1" w:styleId="a0">
     <w:name w:val="Default Paragraph Font"/>
     <w:uiPriority w:val="1"/>
-    <w:semiHidden/>
     <w:unhideWhenUsed/>
   </w:style>
   <w:style w:type="table" w:default="1" w:styleId="a1">
@@ -2182,4 +4076,16 @@
     </a:ext>
   </a:extLst>
 </a:theme>
+</file>
+
+<file path=customXml/item1.xml><?xml version="1.0" encoding="utf-8"?>
+<b:Sources xmlns:b="http://schemas.openxmlformats.org/officeDocument/2006/bibliography" xmlns="http://schemas.openxmlformats.org/officeDocument/2006/bibliography" SelectedStyle="\APASixthEditionOfficeOnline.xsl" StyleName="APA" Version="6"/>
+</file>
+
+<file path=customXml/itemProps1.xml><?xml version="1.0" encoding="utf-8"?>
+<ds:datastoreItem xmlns:ds="http://schemas.openxmlformats.org/officeDocument/2006/customXml" ds:itemID="{23CA94BA-662E-4727-8915-C9853B102538}">
+  <ds:schemaRefs>
+    <ds:schemaRef ds:uri="http://schemas.openxmlformats.org/officeDocument/2006/bibliography"/>
+  </ds:schemaRefs>
+</ds:datastoreItem>
 </file>